--- a/release/g/geezword_amharic/source/Geezword-Amharic-Mobile-Manual.docx
+++ b/release/g/geezword_amharic/source/Geezword-Amharic-Mobile-Manual.docx
@@ -3448,7 +3448,7 @@
           <w:szCs w:val="24"/>
         </w:rPr>
         <w:drawing>
-          <wp:inline distT="0" distB="0" distL="0" distR="0" wp14:anchorId="208DEB99" wp14:editId="6CB19A40">
+          <wp:inline distT="0" distB="0" distL="0" distR="0" wp14:anchorId="208DEB99" wp14:editId="26C6646D">
             <wp:extent cx="5257800" cy="3302000"/>
             <wp:effectExtent l="12700" t="12700" r="12700" b="12700"/>
             <wp:docPr id="1273799234" name="Picture 4"/>
@@ -3459,7 +3459,7 @@
               <a:graphicData uri="http://schemas.openxmlformats.org/drawingml/2006/picture">
                 <pic:pic xmlns:pic="http://schemas.openxmlformats.org/drawingml/2006/picture">
                   <pic:nvPicPr>
-                    <pic:cNvPr id="1273799234" name="Picture 1273799234"/>
+                    <pic:cNvPr id="1273799234" name="Picture 4"/>
                     <pic:cNvPicPr/>
                   </pic:nvPicPr>
                   <pic:blipFill>
@@ -4710,7 +4710,7 @@
           <w:szCs w:val="24"/>
         </w:rPr>
         <w:drawing>
-          <wp:inline distT="0" distB="0" distL="0" distR="0" wp14:anchorId="4DEAFFCD" wp14:editId="4B6427F9">
+          <wp:inline distT="0" distB="0" distL="0" distR="0" wp14:anchorId="4DEAFFCD" wp14:editId="079EBF07">
             <wp:extent cx="5257800" cy="3302000"/>
             <wp:effectExtent l="12700" t="12700" r="12700" b="12700"/>
             <wp:docPr id="2006129936" name="Picture 4"/>
@@ -4721,7 +4721,7 @@
               <a:graphicData uri="http://schemas.openxmlformats.org/drawingml/2006/picture">
                 <pic:pic xmlns:pic="http://schemas.openxmlformats.org/drawingml/2006/picture">
                   <pic:nvPicPr>
-                    <pic:cNvPr id="1273799234" name="Picture 1273799234"/>
+                    <pic:cNvPr id="2006129936" name="Picture 4"/>
                     <pic:cNvPicPr/>
                   </pic:nvPicPr>
                   <pic:blipFill>
@@ -11056,14 +11056,38 @@
       </w:r>
       <w:r>
         <w:rPr>
+          <w:rFonts w:eastAsia="Times New Roman" w:cs="Helvetica"/>
+          <w:color w:val="000000"/>
+          <w:sz w:val="24"/>
+          <w:szCs w:val="24"/>
+        </w:rPr>
+        <w:t>“</w:t>
+      </w:r>
+      <w:r>
+        <w:rPr>
           <w:rFonts w:ascii="GS GeezMahtemUnicode" w:eastAsia="Times New Roman" w:hAnsi="GS GeezMahtemUnicode" w:cs="Nyala"/>
-          <w:b/>
-          <w:bCs/>
-          <w:color w:val="5B9BD5" w:themeColor="accent5"/>
-          <w:sz w:val="24"/>
-          <w:szCs w:val="24"/>
-        </w:rPr>
-        <w:t>ት.</w:t>
+          <w:color w:val="000000"/>
+          <w:sz w:val="24"/>
+          <w:szCs w:val="24"/>
+        </w:rPr>
+        <w:t>ት</w:t>
+      </w:r>
+      <w:r>
+        <w:rPr>
+          <w:rFonts w:eastAsia="Times New Roman" w:cs="Helvetica"/>
+          <w:color w:val="000000"/>
+          <w:sz w:val="24"/>
+          <w:szCs w:val="24"/>
+        </w:rPr>
+        <w:t>”</w:t>
+      </w:r>
+      <w:r>
+        <w:rPr>
+          <w:rFonts w:ascii="GS GeezMahtemUnicode" w:eastAsia="Times New Roman" w:hAnsi="GS GeezMahtemUnicode" w:cs="Nyala"/>
+          <w:sz w:val="24"/>
+          <w:szCs w:val="24"/>
+        </w:rPr>
+        <w:t>.</w:t>
       </w:r>
     </w:p>
     <w:p>
@@ -11295,7 +11319,7 @@
           <w:szCs w:val="24"/>
         </w:rPr>
         <w:drawing>
-          <wp:inline distT="0" distB="0" distL="0" distR="0" wp14:anchorId="45FE5D33" wp14:editId="73956B37">
+          <wp:inline distT="0" distB="0" distL="0" distR="0" wp14:anchorId="45FE5D33" wp14:editId="40F006C9">
             <wp:extent cx="5257800" cy="3302000"/>
             <wp:effectExtent l="12700" t="12700" r="12700" b="12700"/>
             <wp:docPr id="781023667" name="Picture 8"/>
@@ -11306,7 +11330,7 @@
               <a:graphicData uri="http://schemas.openxmlformats.org/drawingml/2006/picture">
                 <pic:pic xmlns:pic="http://schemas.openxmlformats.org/drawingml/2006/picture">
                   <pic:nvPicPr>
-                    <pic:cNvPr id="781023667" name="Picture 781023667"/>
+                    <pic:cNvPr id="781023667" name="Picture 8"/>
                     <pic:cNvPicPr/>
                   </pic:nvPicPr>
                   <pic:blipFill>
@@ -11852,7 +11876,7 @@
           <w:szCs w:val="24"/>
         </w:rPr>
         <w:drawing>
-          <wp:inline distT="0" distB="0" distL="0" distR="0" wp14:anchorId="380006EC" wp14:editId="4E7A9094">
+          <wp:inline distT="0" distB="0" distL="0" distR="0" wp14:anchorId="380006EC" wp14:editId="53330F78">
             <wp:extent cx="5257800" cy="3302000"/>
             <wp:effectExtent l="12700" t="12700" r="12700" b="12700"/>
             <wp:docPr id="1839744812" name="Picture 11"/>
@@ -11863,7 +11887,7 @@
               <a:graphicData uri="http://schemas.openxmlformats.org/drawingml/2006/picture">
                 <pic:pic xmlns:pic="http://schemas.openxmlformats.org/drawingml/2006/picture">
                   <pic:nvPicPr>
-                    <pic:cNvPr id="1839744812" name="Picture 1839744812"/>
+                    <pic:cNvPr id="1839744812" name="Picture 11"/>
                     <pic:cNvPicPr/>
                   </pic:nvPicPr>
                   <pic:blipFill>

--- a/release/g/geezword_amharic/source/Geezword-Amharic-Mobile-Manual.docx
+++ b/release/g/geezword_amharic/source/Geezword-Amharic-Mobile-Manual.docx
@@ -573,30 +573,6 @@
           <w:szCs w:val="24"/>
         </w:rPr>
         <w:t>Long Press to Select Geez Numerals:</w:t>
-      </w:r>
-    </w:p>
-    <w:p>
-      <w:pPr>
-        <w:pStyle w:val="ListParagraph"/>
-        <w:numPr>
-          <w:ilvl w:val="0"/>
-          <w:numId w:val="3"/>
-        </w:numPr>
-        <w:rPr>
-          <w:rFonts w:ascii="Cambria" w:eastAsia="Times New Roman" w:hAnsi="Cambria" w:cs="Helvetica"/>
-          <w:color w:val="000000"/>
-          <w:sz w:val="24"/>
-          <w:szCs w:val="24"/>
-        </w:rPr>
-      </w:pPr>
-      <w:r>
-        <w:rPr>
-          <w:rFonts w:ascii="Cambria" w:eastAsia="Times New Roman" w:hAnsi="Cambria" w:cs="Helvetica"/>
-          <w:color w:val="000000"/>
-          <w:sz w:val="24"/>
-          <w:szCs w:val="24"/>
-        </w:rPr>
-        <w:t>Special Key ( “^”) to Duplicate Letter.</w:t>
       </w:r>
     </w:p>
     <w:p>
@@ -2161,7 +2137,6 @@
           <w:sz w:val="36"/>
           <w:szCs w:val="36"/>
         </w:rPr>
-        <w:lastRenderedPageBreak/>
         <w:t>Example:</w:t>
       </w:r>
       <w:r>
@@ -9878,6 +9853,29 @@
     </w:p>
     <w:p>
       <w:pPr>
+        <w:rPr>
+          <w:rFonts w:eastAsia="Times New Roman" w:cs="Helvetica"/>
+          <w:b/>
+          <w:bCs/>
+          <w:color w:val="000000"/>
+          <w:sz w:val="36"/>
+          <w:szCs w:val="36"/>
+        </w:rPr>
+      </w:pPr>
+      <w:r>
+        <w:rPr>
+          <w:rFonts w:eastAsia="Times New Roman" w:cs="Helvetica"/>
+          <w:b/>
+          <w:bCs/>
+          <w:color w:val="000000"/>
+          <w:sz w:val="36"/>
+          <w:szCs w:val="36"/>
+        </w:rPr>
+        <w:br w:type="page"/>
+      </w:r>
+    </w:p>
+    <w:p>
+      <w:pPr>
         <w:shd w:val="clear" w:color="auto" w:fill="FFFFFF"/>
         <w:spacing w:after="0" w:line="240" w:lineRule="auto"/>
         <w:rPr>
@@ -9896,6 +9894,7 @@
           <w:sz w:val="36"/>
           <w:szCs w:val="36"/>
         </w:rPr>
+        <w:lastRenderedPageBreak/>
         <w:t>Modifiers</w:t>
       </w:r>
       <w:r>
@@ -9937,7 +9936,6 @@
           <w:sz w:val="24"/>
           <w:szCs w:val="24"/>
         </w:rPr>
-        <w:lastRenderedPageBreak/>
         <w:t>The Latin keys (</w:t>
       </w:r>
       <w:r>
@@ -12466,1053 +12464,6 @@
     <w:p>
       <w:pPr>
         <w:spacing w:after="0"/>
-        <w:rPr>
-          <w:rFonts w:eastAsia="Times New Roman" w:cs="Helvetica"/>
-          <w:b/>
-          <w:bCs/>
-          <w:color w:val="000000"/>
-          <w:sz w:val="36"/>
-          <w:szCs w:val="36"/>
-        </w:rPr>
-      </w:pPr>
-    </w:p>
-    <w:p>
-      <w:pPr>
-        <w:rPr>
-          <w:rFonts w:eastAsia="Times New Roman" w:cs="Helvetica"/>
-          <w:b/>
-          <w:bCs/>
-          <w:color w:val="000000"/>
-          <w:sz w:val="36"/>
-          <w:szCs w:val="36"/>
-        </w:rPr>
-      </w:pPr>
-      <w:r>
-        <w:rPr>
-          <w:rFonts w:eastAsia="Times New Roman" w:cs="Helvetica"/>
-          <w:b/>
-          <w:bCs/>
-          <w:color w:val="000000"/>
-          <w:sz w:val="36"/>
-          <w:szCs w:val="36"/>
-        </w:rPr>
-        <w:t>Special Key (</w:t>
-      </w:r>
-      <w:r>
-        <w:rPr>
-          <w:rFonts w:eastAsia="Times New Roman" w:cs="Helvetica"/>
-          <w:b/>
-          <w:bCs/>
-          <w:color w:val="000000"/>
-          <w:sz w:val="36"/>
-          <w:szCs w:val="36"/>
-        </w:rPr>
-        <w:t xml:space="preserve"> “^”</w:t>
-      </w:r>
-      <w:r>
-        <w:rPr>
-          <w:rFonts w:eastAsia="Times New Roman" w:cs="Helvetica"/>
-          <w:b/>
-          <w:bCs/>
-          <w:color w:val="000000"/>
-          <w:sz w:val="36"/>
-          <w:szCs w:val="36"/>
-        </w:rPr>
-        <w:t>)</w:t>
-      </w:r>
-      <w:r>
-        <w:rPr>
-          <w:rFonts w:eastAsia="Times New Roman" w:cs="Helvetica"/>
-          <w:b/>
-          <w:bCs/>
-          <w:color w:val="000000"/>
-          <w:sz w:val="36"/>
-          <w:szCs w:val="36"/>
-        </w:rPr>
-        <w:t xml:space="preserve"> to Duplicate previous letter.</w:t>
-      </w:r>
-    </w:p>
-    <w:p>
-      <w:pPr>
-        <w:rPr>
-          <w:rFonts w:eastAsia="Times New Roman" w:cs="Helvetica"/>
-          <w:color w:val="000000"/>
-          <w:sz w:val="24"/>
-          <w:szCs w:val="24"/>
-        </w:rPr>
-      </w:pPr>
-      <w:r>
-        <w:rPr>
-          <w:rFonts w:eastAsia="Times New Roman" w:cs="Helvetica"/>
-          <w:color w:val="000000"/>
-          <w:sz w:val="24"/>
-          <w:szCs w:val="24"/>
-        </w:rPr>
-        <w:t xml:space="preserve">The “Press Twice” </w:t>
-      </w:r>
-      <w:r>
-        <w:rPr>
-          <w:rFonts w:eastAsia="Times New Roman" w:cs="Helvetica"/>
-          <w:color w:val="000000"/>
-          <w:sz w:val="24"/>
-          <w:szCs w:val="24"/>
-        </w:rPr>
-        <w:t xml:space="preserve">special </w:t>
-      </w:r>
-      <w:r>
-        <w:rPr>
-          <w:rFonts w:eastAsia="Times New Roman" w:cs="Helvetica"/>
-          <w:color w:val="000000"/>
-          <w:sz w:val="24"/>
-          <w:szCs w:val="24"/>
-        </w:rPr>
-        <w:t>letters</w:t>
-      </w:r>
-      <w:r>
-        <w:rPr>
-          <w:rFonts w:eastAsia="Times New Roman" w:cs="Helvetica"/>
-          <w:color w:val="000000"/>
-          <w:sz w:val="24"/>
-          <w:szCs w:val="24"/>
-        </w:rPr>
-        <w:t>, can be typed in duplicate with a</w:t>
-      </w:r>
-      <w:r>
-        <w:rPr>
-          <w:rFonts w:eastAsia="Times New Roman" w:cs="Helvetica"/>
-          <w:color w:val="000000"/>
-          <w:sz w:val="24"/>
-          <w:szCs w:val="24"/>
-        </w:rPr>
-        <w:t xml:space="preserve"> little trick </w:t>
-      </w:r>
-      <w:r>
-        <w:rPr>
-          <w:rFonts w:eastAsia="Times New Roman" w:cs="Helvetica"/>
-          <w:color w:val="000000"/>
-          <w:sz w:val="24"/>
-          <w:szCs w:val="24"/>
-        </w:rPr>
-        <w:t xml:space="preserve">using </w:t>
-      </w:r>
-      <w:r>
-        <w:rPr>
-          <w:rFonts w:eastAsia="Times New Roman" w:cs="Helvetica"/>
-          <w:b/>
-          <w:bCs/>
-          <w:color w:val="000000"/>
-          <w:sz w:val="24"/>
-          <w:szCs w:val="24"/>
-        </w:rPr>
-        <w:t>“</w:t>
-      </w:r>
-      <w:r>
-        <w:rPr>
-          <w:rFonts w:eastAsia="Times New Roman" w:cs="Helvetica"/>
-          <w:b/>
-          <w:bCs/>
-          <w:color w:val="000000"/>
-          <w:sz w:val="24"/>
-          <w:szCs w:val="24"/>
-        </w:rPr>
-        <w:t>^</w:t>
-      </w:r>
-      <w:r>
-        <w:rPr>
-          <w:rFonts w:eastAsia="Times New Roman" w:cs="Helvetica"/>
-          <w:b/>
-          <w:bCs/>
-          <w:color w:val="000000"/>
-          <w:sz w:val="24"/>
-          <w:szCs w:val="24"/>
-        </w:rPr>
-        <w:t>”</w:t>
-      </w:r>
-      <w:r>
-        <w:rPr>
-          <w:rFonts w:eastAsia="Times New Roman" w:cs="Helvetica"/>
-          <w:color w:val="000000"/>
-          <w:sz w:val="24"/>
-          <w:szCs w:val="24"/>
-        </w:rPr>
-        <w:t>.</w:t>
-      </w:r>
-    </w:p>
-    <w:p>
-      <w:pPr>
-        <w:rPr>
-          <w:rFonts w:ascii="GS GeezMahtemUnicode" w:eastAsia="Times New Roman" w:hAnsi="GS GeezMahtemUnicode" w:cs="Abyssinica SIL"/>
-          <w:color w:val="000000"/>
-          <w:sz w:val="24"/>
-          <w:szCs w:val="24"/>
-        </w:rPr>
-      </w:pPr>
-      <w:r>
-        <w:rPr>
-          <w:rFonts w:eastAsia="Times New Roman" w:cs="Helvetica"/>
-          <w:color w:val="000000"/>
-          <w:sz w:val="24"/>
-          <w:szCs w:val="24"/>
-        </w:rPr>
-        <w:t xml:space="preserve"> For example, to type </w:t>
-      </w:r>
-      <w:proofErr w:type="spellStart"/>
-      <w:r>
-        <w:rPr>
-          <w:rFonts w:ascii="GS GeezMahtemUnicode" w:eastAsia="Times New Roman" w:hAnsi="GS GeezMahtemUnicode" w:cs="Abyssinica SIL"/>
-          <w:color w:val="000000"/>
-          <w:sz w:val="24"/>
-          <w:szCs w:val="24"/>
-        </w:rPr>
-        <w:t>ህህ</w:t>
-      </w:r>
-      <w:proofErr w:type="spellEnd"/>
-      <w:r>
-        <w:rPr>
-          <w:rFonts w:eastAsia="Times New Roman" w:cs="Helvetica"/>
-          <w:color w:val="000000"/>
-          <w:sz w:val="24"/>
-          <w:szCs w:val="24"/>
-        </w:rPr>
-        <w:t xml:space="preserve"> , use the</w:t>
-      </w:r>
-      <w:r>
-        <w:rPr>
-          <w:rFonts w:eastAsia="Times New Roman" w:cs="Helvetica"/>
-          <w:color w:val="000000"/>
-          <w:sz w:val="24"/>
-          <w:szCs w:val="24"/>
-        </w:rPr>
-        <w:t xml:space="preserve"> </w:t>
-      </w:r>
-      <w:r>
-        <w:rPr>
-          <w:rFonts w:eastAsia="Times New Roman" w:cs="Helvetica"/>
-          <w:b/>
-          <w:bCs/>
-          <w:color w:val="000000"/>
-          <w:sz w:val="24"/>
-          <w:szCs w:val="24"/>
-        </w:rPr>
-        <w:t>“^”</w:t>
-      </w:r>
-      <w:r>
-        <w:rPr>
-          <w:rFonts w:eastAsia="Times New Roman" w:cs="Helvetica"/>
-          <w:color w:val="000000"/>
-          <w:sz w:val="24"/>
-          <w:szCs w:val="24"/>
-        </w:rPr>
-        <w:t xml:space="preserve"> </w:t>
-      </w:r>
-      <w:r>
-        <w:rPr>
-          <w:rFonts w:eastAsia="Times New Roman" w:cs="Helvetica"/>
-          <w:color w:val="000000"/>
-          <w:sz w:val="24"/>
-          <w:szCs w:val="24"/>
-        </w:rPr>
-        <w:t>symbol to duplicate previous letter, as shown below.</w:t>
-      </w:r>
-    </w:p>
-    <w:p>
-      <w:pPr>
-        <w:ind w:firstLine="720"/>
-        <w:rPr>
-          <w:rFonts w:ascii="GS GeezMahtemUnicode" w:eastAsia="Times New Roman" w:hAnsi="GS GeezMahtemUnicode" w:cs="Abyssinica SIL"/>
-          <w:color w:val="000000"/>
-          <w:sz w:val="36"/>
-          <w:szCs w:val="36"/>
-        </w:rPr>
-      </w:pPr>
-      <w:r>
-        <w:rPr>
-          <w:rFonts w:ascii="Courier New" w:eastAsia="Times New Roman" w:hAnsi="Courier New" w:cs="Courier New"/>
-          <w:b/>
-          <w:bCs/>
-          <w:color w:val="000000"/>
-          <w:sz w:val="36"/>
-          <w:szCs w:val="36"/>
-        </w:rPr>
-        <w:t>h^</w:t>
-      </w:r>
-      <w:r>
-        <w:rPr>
-          <w:rFonts w:eastAsia="Times New Roman" w:cs="Helvetica"/>
-          <w:b/>
-          <w:bCs/>
-          <w:color w:val="000000"/>
-          <w:sz w:val="36"/>
-          <w:szCs w:val="36"/>
-        </w:rPr>
-        <w:t xml:space="preserve"> </w:t>
-      </w:r>
-      <w:r>
-        <w:rPr>
-          <w:rFonts w:eastAsia="Times New Roman" w:cs="Helvetica"/>
-          <w:b/>
-          <w:bCs/>
-          <w:color w:val="000000"/>
-          <w:sz w:val="36"/>
-          <w:szCs w:val="36"/>
-        </w:rPr>
-        <w:t>=</w:t>
-      </w:r>
-      <w:r>
-        <w:rPr>
-          <w:rFonts w:ascii="GS GeezMahtemUnicode" w:eastAsia="Times New Roman" w:hAnsi="GS GeezMahtemUnicode" w:cs="Abyssinica SIL"/>
-          <w:color w:val="000000"/>
-          <w:sz w:val="36"/>
-          <w:szCs w:val="36"/>
-        </w:rPr>
-        <w:t xml:space="preserve"> </w:t>
-      </w:r>
-      <w:proofErr w:type="spellStart"/>
-      <w:r>
-        <w:rPr>
-          <w:rFonts w:ascii="GS GeezMahtemUnicode" w:eastAsia="Times New Roman" w:hAnsi="GS GeezMahtemUnicode" w:cs="Abyssinica SIL"/>
-          <w:color w:val="000000"/>
-          <w:sz w:val="36"/>
-          <w:szCs w:val="36"/>
-        </w:rPr>
-        <w:t>ህህ</w:t>
-      </w:r>
-      <w:proofErr w:type="spellEnd"/>
-    </w:p>
-    <w:p>
-      <w:pPr>
-        <w:rPr>
-          <w:rFonts w:eastAsia="Times New Roman" w:cstheme="minorHAnsi"/>
-          <w:color w:val="000000"/>
-          <w:sz w:val="24"/>
-          <w:szCs w:val="24"/>
-        </w:rPr>
-      </w:pPr>
-      <w:r>
-        <w:rPr>
-          <w:rFonts w:eastAsia="Times New Roman" w:cstheme="minorHAnsi"/>
-          <w:color w:val="000000"/>
-          <w:sz w:val="24"/>
-          <w:szCs w:val="24"/>
-        </w:rPr>
-        <w:t>The same rule applies to others in the table below.</w:t>
-      </w:r>
-    </w:p>
-    <w:tbl>
-      <w:tblPr>
-        <w:tblStyle w:val="TableGrid"/>
-        <w:tblpPr w:leftFromText="180" w:rightFromText="180" w:vertAnchor="text" w:horzAnchor="margin" w:tblpY="-5"/>
-        <w:tblW w:w="0" w:type="auto"/>
-        <w:tblLook w:val="04A0" w:firstRow="1" w:lastRow="0" w:firstColumn="1" w:lastColumn="0" w:noHBand="0" w:noVBand="1"/>
-      </w:tblPr>
-      <w:tblGrid>
-        <w:gridCol w:w="768"/>
-        <w:gridCol w:w="734"/>
-        <w:gridCol w:w="767"/>
-        <w:gridCol w:w="825"/>
-        <w:gridCol w:w="841"/>
-        <w:gridCol w:w="765"/>
-        <w:gridCol w:w="754"/>
-        <w:gridCol w:w="762"/>
-        <w:gridCol w:w="893"/>
-        <w:gridCol w:w="765"/>
-        <w:gridCol w:w="814"/>
-        <w:gridCol w:w="816"/>
-      </w:tblGrid>
-      <w:tr>
-        <w:tc>
-          <w:tcPr>
-            <w:tcW w:w="768" w:type="dxa"/>
-            <w:shd w:val="clear" w:color="auto" w:fill="ADD8E6"/>
-          </w:tcPr>
-          <w:p>
-            <w:pPr>
-              <w:rPr>
-                <w:rFonts w:ascii="Abyssinica SIL" w:eastAsia="Times New Roman" w:hAnsi="Abyssinica SIL" w:cs="Abyssinica SIL"/>
-                <w:color w:val="000000"/>
-                <w:sz w:val="36"/>
-                <w:szCs w:val="36"/>
-              </w:rPr>
-            </w:pPr>
-            <w:proofErr w:type="spellStart"/>
-            <w:r>
-              <w:rPr>
-                <w:rFonts w:ascii="GS GeezMahtemUnicode" w:eastAsia="Times New Roman" w:hAnsi="GS GeezMahtemUnicode" w:cs="Abyssinica SIL"/>
-                <w:color w:val="000000"/>
-                <w:sz w:val="36"/>
-                <w:szCs w:val="36"/>
-              </w:rPr>
-              <w:t>ህህ</w:t>
-            </w:r>
-            <w:proofErr w:type="spellEnd"/>
-          </w:p>
-        </w:tc>
-        <w:tc>
-          <w:tcPr>
-            <w:tcW w:w="734" w:type="dxa"/>
-            <w:shd w:val="clear" w:color="auto" w:fill="ADD8E6"/>
-          </w:tcPr>
-          <w:p>
-            <w:pPr>
-              <w:rPr>
-                <w:rFonts w:ascii="Abyssinica SIL" w:eastAsia="Times New Roman" w:hAnsi="Abyssinica SIL" w:cs="Abyssinica SIL"/>
-                <w:color w:val="000000"/>
-                <w:sz w:val="36"/>
-                <w:szCs w:val="36"/>
-              </w:rPr>
-            </w:pPr>
-            <w:proofErr w:type="spellStart"/>
-            <w:r>
-              <w:rPr>
-                <w:rFonts w:ascii="GS GeezMahtemUnicode" w:eastAsia="Times New Roman" w:hAnsi="GS GeezMahtemUnicode" w:cs="Abyssinica SIL"/>
-                <w:color w:val="000000"/>
-                <w:sz w:val="36"/>
-                <w:szCs w:val="36"/>
-              </w:rPr>
-              <w:t>ስስ</w:t>
-            </w:r>
-            <w:proofErr w:type="spellEnd"/>
-          </w:p>
-        </w:tc>
-        <w:tc>
-          <w:tcPr>
-            <w:tcW w:w="767" w:type="dxa"/>
-            <w:shd w:val="clear" w:color="auto" w:fill="ADD8E6"/>
-          </w:tcPr>
-          <w:p>
-            <w:pPr>
-              <w:rPr>
-                <w:rFonts w:ascii="Abyssinica SIL" w:eastAsia="Times New Roman" w:hAnsi="Abyssinica SIL" w:cs="Abyssinica SIL"/>
-                <w:color w:val="000000"/>
-                <w:sz w:val="36"/>
-                <w:szCs w:val="36"/>
-              </w:rPr>
-            </w:pPr>
-            <w:proofErr w:type="spellStart"/>
-            <w:r>
-              <w:rPr>
-                <w:rFonts w:ascii="GS GeezMahtemUnicode" w:eastAsia="Times New Roman" w:hAnsi="GS GeezMahtemUnicode" w:cs="Abyssinica SIL"/>
-                <w:color w:val="000000"/>
-                <w:sz w:val="36"/>
-                <w:szCs w:val="36"/>
-              </w:rPr>
-              <w:t>ቅቅ</w:t>
-            </w:r>
-            <w:proofErr w:type="spellEnd"/>
-          </w:p>
-        </w:tc>
-        <w:tc>
-          <w:tcPr>
-            <w:tcW w:w="825" w:type="dxa"/>
-            <w:shd w:val="clear" w:color="auto" w:fill="ADD8E6"/>
-          </w:tcPr>
-          <w:p>
-            <w:pPr>
-              <w:rPr>
-                <w:rFonts w:ascii="Abyssinica SIL" w:eastAsia="Times New Roman" w:hAnsi="Abyssinica SIL" w:cs="Abyssinica SIL"/>
-                <w:color w:val="000000"/>
-                <w:sz w:val="36"/>
-                <w:szCs w:val="36"/>
-              </w:rPr>
-            </w:pPr>
-            <w:proofErr w:type="spellStart"/>
-            <w:r>
-              <w:rPr>
-                <w:rFonts w:ascii="GS GeezMahtemUnicode" w:eastAsia="Times New Roman" w:hAnsi="GS GeezMahtemUnicode" w:cs="Abyssinica SIL"/>
-                <w:color w:val="000000"/>
-                <w:sz w:val="36"/>
-                <w:szCs w:val="36"/>
-              </w:rPr>
-              <w:t>ትት</w:t>
-            </w:r>
-            <w:proofErr w:type="spellEnd"/>
-          </w:p>
-        </w:tc>
-        <w:tc>
-          <w:tcPr>
-            <w:tcW w:w="841" w:type="dxa"/>
-            <w:shd w:val="clear" w:color="auto" w:fill="ADD8E6"/>
-          </w:tcPr>
-          <w:p>
-            <w:pPr>
-              <w:rPr>
-                <w:rFonts w:ascii="Abyssinica SIL" w:eastAsia="Times New Roman" w:hAnsi="Abyssinica SIL" w:cs="Abyssinica SIL"/>
-                <w:color w:val="000000"/>
-                <w:sz w:val="36"/>
-                <w:szCs w:val="36"/>
-              </w:rPr>
-            </w:pPr>
-            <w:proofErr w:type="spellStart"/>
-            <w:r>
-              <w:rPr>
-                <w:rFonts w:ascii="GS GeezMahtemUnicode" w:eastAsia="Times New Roman" w:hAnsi="GS GeezMahtemUnicode" w:cs="Abyssinica SIL"/>
-                <w:color w:val="000000"/>
-                <w:sz w:val="36"/>
-                <w:szCs w:val="36"/>
-              </w:rPr>
-              <w:t>ችች</w:t>
-            </w:r>
-            <w:proofErr w:type="spellEnd"/>
-          </w:p>
-        </w:tc>
-        <w:tc>
-          <w:tcPr>
-            <w:tcW w:w="765" w:type="dxa"/>
-            <w:shd w:val="clear" w:color="auto" w:fill="ADD8E6"/>
-          </w:tcPr>
-          <w:p>
-            <w:pPr>
-              <w:rPr>
-                <w:rFonts w:ascii="Abyssinica SIL" w:eastAsia="Times New Roman" w:hAnsi="Abyssinica SIL" w:cs="Abyssinica SIL"/>
-                <w:color w:val="000000"/>
-                <w:sz w:val="36"/>
-                <w:szCs w:val="36"/>
-              </w:rPr>
-            </w:pPr>
-            <w:proofErr w:type="spellStart"/>
-            <w:r>
-              <w:rPr>
-                <w:rFonts w:ascii="GS GeezMahtemUnicode" w:eastAsia="Times New Roman" w:hAnsi="GS GeezMahtemUnicode" w:cs="Abyssinica SIL"/>
-                <w:color w:val="000000"/>
-                <w:sz w:val="36"/>
-                <w:szCs w:val="36"/>
-              </w:rPr>
-              <w:t>ንን</w:t>
-            </w:r>
-            <w:proofErr w:type="spellEnd"/>
-          </w:p>
-        </w:tc>
-        <w:tc>
-          <w:tcPr>
-            <w:tcW w:w="754" w:type="dxa"/>
-            <w:shd w:val="clear" w:color="auto" w:fill="ADD8E6"/>
-          </w:tcPr>
-          <w:p>
-            <w:pPr>
-              <w:rPr>
-                <w:rFonts w:ascii="Abyssinica SIL" w:eastAsia="Times New Roman" w:hAnsi="Abyssinica SIL" w:cs="Abyssinica SIL"/>
-                <w:color w:val="000000"/>
-                <w:sz w:val="36"/>
-                <w:szCs w:val="36"/>
-              </w:rPr>
-            </w:pPr>
-            <w:proofErr w:type="spellStart"/>
-            <w:r>
-              <w:rPr>
-                <w:rFonts w:ascii="GS GeezMahtemUnicode" w:eastAsia="Times New Roman" w:hAnsi="GS GeezMahtemUnicode" w:cs="Abyssinica SIL"/>
-                <w:color w:val="000000"/>
-                <w:sz w:val="36"/>
-                <w:szCs w:val="36"/>
-              </w:rPr>
-              <w:t>ክክ</w:t>
-            </w:r>
-            <w:proofErr w:type="spellEnd"/>
-          </w:p>
-        </w:tc>
-        <w:tc>
-          <w:tcPr>
-            <w:tcW w:w="762" w:type="dxa"/>
-            <w:shd w:val="clear" w:color="auto" w:fill="ADD8E6"/>
-          </w:tcPr>
-          <w:p>
-            <w:pPr>
-              <w:rPr>
-                <w:rFonts w:ascii="Abyssinica SIL" w:eastAsia="Times New Roman" w:hAnsi="Abyssinica SIL" w:cs="Abyssinica SIL"/>
-                <w:color w:val="000000"/>
-                <w:sz w:val="36"/>
-                <w:szCs w:val="36"/>
-              </w:rPr>
-            </w:pPr>
-            <w:proofErr w:type="spellStart"/>
-            <w:r>
-              <w:rPr>
-                <w:rFonts w:ascii="GS GeezMahtemUnicode" w:eastAsia="Times New Roman" w:hAnsi="GS GeezMahtemUnicode" w:cs="Abyssinica SIL"/>
-                <w:color w:val="000000"/>
-                <w:sz w:val="36"/>
-                <w:szCs w:val="36"/>
-              </w:rPr>
-              <w:t>ዝዝ</w:t>
-            </w:r>
-            <w:proofErr w:type="spellEnd"/>
-          </w:p>
-        </w:tc>
-        <w:tc>
-          <w:tcPr>
-            <w:tcW w:w="893" w:type="dxa"/>
-            <w:shd w:val="clear" w:color="auto" w:fill="ADD8E6"/>
-          </w:tcPr>
-          <w:p>
-            <w:pPr>
-              <w:rPr>
-                <w:rFonts w:ascii="Abyssinica SIL" w:eastAsia="Times New Roman" w:hAnsi="Abyssinica SIL" w:cs="Abyssinica SIL"/>
-                <w:color w:val="000000"/>
-                <w:sz w:val="36"/>
-                <w:szCs w:val="36"/>
-              </w:rPr>
-            </w:pPr>
-            <w:proofErr w:type="spellStart"/>
-            <w:r>
-              <w:rPr>
-                <w:rFonts w:ascii="GS GeezMahtemUnicode" w:eastAsia="Times New Roman" w:hAnsi="GS GeezMahtemUnicode" w:cs="Abyssinica SIL"/>
-                <w:color w:val="000000"/>
-                <w:sz w:val="36"/>
-                <w:szCs w:val="36"/>
-              </w:rPr>
-              <w:t>ድድ</w:t>
-            </w:r>
-            <w:proofErr w:type="spellEnd"/>
-          </w:p>
-        </w:tc>
-        <w:tc>
-          <w:tcPr>
-            <w:tcW w:w="765" w:type="dxa"/>
-            <w:shd w:val="clear" w:color="auto" w:fill="ADD8E6"/>
-          </w:tcPr>
-          <w:p>
-            <w:pPr>
-              <w:rPr>
-                <w:rFonts w:ascii="Abyssinica SIL" w:eastAsia="Times New Roman" w:hAnsi="Abyssinica SIL" w:cs="Abyssinica SIL"/>
-                <w:color w:val="000000"/>
-                <w:sz w:val="36"/>
-                <w:szCs w:val="36"/>
-              </w:rPr>
-            </w:pPr>
-            <w:proofErr w:type="spellStart"/>
-            <w:r>
-              <w:rPr>
-                <w:rFonts w:ascii="GS GeezMahtemUnicode" w:eastAsia="Times New Roman" w:hAnsi="GS GeezMahtemUnicode" w:cs="Abyssinica SIL"/>
-                <w:color w:val="000000"/>
-                <w:sz w:val="36"/>
-                <w:szCs w:val="36"/>
-              </w:rPr>
-              <w:t>ግግ</w:t>
-            </w:r>
-            <w:proofErr w:type="spellEnd"/>
-          </w:p>
-        </w:tc>
-        <w:tc>
-          <w:tcPr>
-            <w:tcW w:w="814" w:type="dxa"/>
-            <w:shd w:val="clear" w:color="auto" w:fill="ADD8E6"/>
-          </w:tcPr>
-          <w:p>
-            <w:pPr>
-              <w:rPr>
-                <w:rFonts w:ascii="Abyssinica SIL" w:eastAsia="Times New Roman" w:hAnsi="Abyssinica SIL" w:cs="Abyssinica SIL"/>
-                <w:color w:val="000000"/>
-                <w:sz w:val="36"/>
-                <w:szCs w:val="36"/>
-              </w:rPr>
-            </w:pPr>
-            <w:proofErr w:type="spellStart"/>
-            <w:r>
-              <w:rPr>
-                <w:rFonts w:ascii="GS GeezMahtemUnicode" w:eastAsia="Times New Roman" w:hAnsi="GS GeezMahtemUnicode" w:cs="Abyssinica SIL"/>
-                <w:color w:val="000000"/>
-                <w:sz w:val="36"/>
-                <w:szCs w:val="36"/>
-              </w:rPr>
-              <w:t>ጽጽ</w:t>
-            </w:r>
-            <w:proofErr w:type="spellEnd"/>
-          </w:p>
-        </w:tc>
-        <w:tc>
-          <w:tcPr>
-            <w:tcW w:w="816" w:type="dxa"/>
-            <w:shd w:val="clear" w:color="auto" w:fill="ADD8E6"/>
-          </w:tcPr>
-          <w:p>
-            <w:pPr>
-              <w:rPr>
-                <w:rFonts w:ascii="GS GeezMahtemUnicode" w:eastAsia="Times New Roman" w:hAnsi="GS GeezMahtemUnicode" w:cs="Abyssinica SIL"/>
-                <w:color w:val="000000"/>
-                <w:sz w:val="36"/>
-                <w:szCs w:val="36"/>
-              </w:rPr>
-            </w:pPr>
-            <w:proofErr w:type="spellStart"/>
-            <w:r>
-              <w:rPr>
-                <w:rFonts w:ascii="GS GeezMahtemUnicode" w:eastAsia="Times New Roman" w:hAnsi="GS GeezMahtemUnicode" w:cs="Abyssinica SIL"/>
-                <w:color w:val="000000"/>
-                <w:sz w:val="36"/>
-                <w:szCs w:val="36"/>
-              </w:rPr>
-              <w:t>ፕፕ</w:t>
-            </w:r>
-            <w:proofErr w:type="spellEnd"/>
-          </w:p>
-        </w:tc>
-      </w:tr>
-      <w:tr>
-        <w:tc>
-          <w:tcPr>
-            <w:tcW w:w="768" w:type="dxa"/>
-            <w:shd w:val="clear" w:color="auto" w:fill="D9D9D9" w:themeFill="background1" w:themeFillShade="D9"/>
-          </w:tcPr>
-          <w:p>
-            <w:pPr>
-              <w:jc w:val="center"/>
-              <w:rPr>
-                <w:rFonts w:ascii="Courier New" w:eastAsia="Times New Roman" w:hAnsi="Courier New" w:cs="Courier New"/>
-                <w:b/>
-                <w:bCs/>
-                <w:color w:val="000000"/>
-                <w:sz w:val="36"/>
-                <w:szCs w:val="36"/>
-              </w:rPr>
-            </w:pPr>
-            <w:r>
-              <w:rPr>
-                <w:rFonts w:ascii="Courier New" w:eastAsia="Times New Roman" w:hAnsi="Courier New" w:cs="Courier New"/>
-                <w:b/>
-                <w:bCs/>
-                <w:color w:val="000000"/>
-                <w:sz w:val="36"/>
-                <w:szCs w:val="36"/>
-              </w:rPr>
-              <w:t>h^</w:t>
-            </w:r>
-          </w:p>
-        </w:tc>
-        <w:tc>
-          <w:tcPr>
-            <w:tcW w:w="734" w:type="dxa"/>
-            <w:shd w:val="clear" w:color="auto" w:fill="D9D9D9" w:themeFill="background1" w:themeFillShade="D9"/>
-          </w:tcPr>
-          <w:p>
-            <w:pPr>
-              <w:jc w:val="center"/>
-              <w:rPr>
-                <w:rFonts w:ascii="Courier New" w:eastAsia="Times New Roman" w:hAnsi="Courier New" w:cs="Courier New"/>
-                <w:b/>
-                <w:bCs/>
-                <w:color w:val="000000"/>
-                <w:sz w:val="36"/>
-                <w:szCs w:val="36"/>
-              </w:rPr>
-            </w:pPr>
-            <w:r>
-              <w:rPr>
-                <w:rFonts w:ascii="Courier New" w:eastAsia="Times New Roman" w:hAnsi="Courier New" w:cs="Courier New"/>
-                <w:b/>
-                <w:bCs/>
-                <w:color w:val="000000"/>
-                <w:sz w:val="36"/>
-                <w:szCs w:val="36"/>
-              </w:rPr>
-              <w:t>s^</w:t>
-            </w:r>
-          </w:p>
-        </w:tc>
-        <w:tc>
-          <w:tcPr>
-            <w:tcW w:w="767" w:type="dxa"/>
-            <w:shd w:val="clear" w:color="auto" w:fill="D9D9D9" w:themeFill="background1" w:themeFillShade="D9"/>
-          </w:tcPr>
-          <w:p>
-            <w:pPr>
-              <w:jc w:val="center"/>
-              <w:rPr>
-                <w:rFonts w:ascii="Courier New" w:eastAsia="Times New Roman" w:hAnsi="Courier New" w:cs="Courier New"/>
-                <w:b/>
-                <w:bCs/>
-                <w:color w:val="000000"/>
-                <w:sz w:val="36"/>
-                <w:szCs w:val="36"/>
-              </w:rPr>
-            </w:pPr>
-            <w:r>
-              <w:rPr>
-                <w:rFonts w:ascii="Courier New" w:eastAsia="Times New Roman" w:hAnsi="Courier New" w:cs="Courier New"/>
-                <w:b/>
-                <w:bCs/>
-                <w:color w:val="000000"/>
-                <w:sz w:val="36"/>
-                <w:szCs w:val="36"/>
-              </w:rPr>
-              <w:t>q^</w:t>
-            </w:r>
-          </w:p>
-        </w:tc>
-        <w:tc>
-          <w:tcPr>
-            <w:tcW w:w="825" w:type="dxa"/>
-            <w:shd w:val="clear" w:color="auto" w:fill="D9D9D9" w:themeFill="background1" w:themeFillShade="D9"/>
-          </w:tcPr>
-          <w:p>
-            <w:pPr>
-              <w:jc w:val="center"/>
-              <w:rPr>
-                <w:rFonts w:ascii="Courier New" w:eastAsia="Times New Roman" w:hAnsi="Courier New" w:cs="Courier New"/>
-                <w:b/>
-                <w:bCs/>
-                <w:color w:val="000000"/>
-                <w:sz w:val="36"/>
-                <w:szCs w:val="36"/>
-              </w:rPr>
-            </w:pPr>
-            <w:r>
-              <w:rPr>
-                <w:rFonts w:ascii="Courier New" w:eastAsia="Times New Roman" w:hAnsi="Courier New" w:cs="Courier New"/>
-                <w:b/>
-                <w:bCs/>
-                <w:color w:val="000000"/>
-                <w:sz w:val="36"/>
-                <w:szCs w:val="36"/>
-              </w:rPr>
-              <w:t>t^</w:t>
-            </w:r>
-          </w:p>
-        </w:tc>
-        <w:tc>
-          <w:tcPr>
-            <w:tcW w:w="841" w:type="dxa"/>
-            <w:shd w:val="clear" w:color="auto" w:fill="D9D9D9" w:themeFill="background1" w:themeFillShade="D9"/>
-          </w:tcPr>
-          <w:p>
-            <w:pPr>
-              <w:jc w:val="center"/>
-              <w:rPr>
-                <w:rFonts w:ascii="Courier New" w:eastAsia="Times New Roman" w:hAnsi="Courier New" w:cs="Courier New"/>
-                <w:b/>
-                <w:bCs/>
-                <w:color w:val="000000"/>
-                <w:sz w:val="36"/>
-                <w:szCs w:val="36"/>
-              </w:rPr>
-            </w:pPr>
-            <w:r>
-              <w:rPr>
-                <w:rFonts w:ascii="Courier New" w:eastAsia="Times New Roman" w:hAnsi="Courier New" w:cs="Courier New"/>
-                <w:b/>
-                <w:bCs/>
-                <w:color w:val="000000"/>
-                <w:sz w:val="36"/>
-                <w:szCs w:val="36"/>
-              </w:rPr>
-              <w:t>c^</w:t>
-            </w:r>
-          </w:p>
-        </w:tc>
-        <w:tc>
-          <w:tcPr>
-            <w:tcW w:w="765" w:type="dxa"/>
-            <w:shd w:val="clear" w:color="auto" w:fill="D9D9D9" w:themeFill="background1" w:themeFillShade="D9"/>
-          </w:tcPr>
-          <w:p>
-            <w:pPr>
-              <w:jc w:val="center"/>
-              <w:rPr>
-                <w:rFonts w:ascii="Courier New" w:eastAsia="Times New Roman" w:hAnsi="Courier New" w:cs="Courier New"/>
-                <w:b/>
-                <w:bCs/>
-                <w:color w:val="000000"/>
-                <w:sz w:val="36"/>
-                <w:szCs w:val="36"/>
-              </w:rPr>
-            </w:pPr>
-            <w:r>
-              <w:rPr>
-                <w:rFonts w:ascii="Courier New" w:eastAsia="Times New Roman" w:hAnsi="Courier New" w:cs="Courier New"/>
-                <w:b/>
-                <w:bCs/>
-                <w:color w:val="000000"/>
-                <w:sz w:val="36"/>
-                <w:szCs w:val="36"/>
-              </w:rPr>
-              <w:t>n^</w:t>
-            </w:r>
-          </w:p>
-        </w:tc>
-        <w:tc>
-          <w:tcPr>
-            <w:tcW w:w="754" w:type="dxa"/>
-            <w:shd w:val="clear" w:color="auto" w:fill="D9D9D9" w:themeFill="background1" w:themeFillShade="D9"/>
-          </w:tcPr>
-          <w:p>
-            <w:pPr>
-              <w:jc w:val="center"/>
-              <w:rPr>
-                <w:rFonts w:ascii="Courier New" w:eastAsia="Times New Roman" w:hAnsi="Courier New" w:cs="Courier New"/>
-                <w:b/>
-                <w:bCs/>
-                <w:color w:val="000000"/>
-                <w:sz w:val="36"/>
-                <w:szCs w:val="36"/>
-              </w:rPr>
-            </w:pPr>
-            <w:r>
-              <w:rPr>
-                <w:rFonts w:ascii="Courier New" w:eastAsia="Times New Roman" w:hAnsi="Courier New" w:cs="Courier New"/>
-                <w:b/>
-                <w:bCs/>
-                <w:color w:val="000000"/>
-                <w:sz w:val="36"/>
-                <w:szCs w:val="36"/>
-              </w:rPr>
-              <w:t>k^</w:t>
-            </w:r>
-          </w:p>
-        </w:tc>
-        <w:tc>
-          <w:tcPr>
-            <w:tcW w:w="762" w:type="dxa"/>
-            <w:shd w:val="clear" w:color="auto" w:fill="D9D9D9" w:themeFill="background1" w:themeFillShade="D9"/>
-          </w:tcPr>
-          <w:p>
-            <w:pPr>
-              <w:jc w:val="center"/>
-              <w:rPr>
-                <w:rFonts w:ascii="Courier New" w:eastAsia="Times New Roman" w:hAnsi="Courier New" w:cs="Courier New"/>
-                <w:b/>
-                <w:bCs/>
-                <w:color w:val="000000"/>
-                <w:sz w:val="36"/>
-                <w:szCs w:val="36"/>
-              </w:rPr>
-            </w:pPr>
-            <w:r>
-              <w:rPr>
-                <w:rFonts w:ascii="Courier New" w:eastAsia="Times New Roman" w:hAnsi="Courier New" w:cs="Courier New"/>
-                <w:b/>
-                <w:bCs/>
-                <w:color w:val="000000"/>
-                <w:sz w:val="36"/>
-                <w:szCs w:val="36"/>
-              </w:rPr>
-              <w:t>z^</w:t>
-            </w:r>
-          </w:p>
-        </w:tc>
-        <w:tc>
-          <w:tcPr>
-            <w:tcW w:w="893" w:type="dxa"/>
-            <w:shd w:val="clear" w:color="auto" w:fill="D9D9D9" w:themeFill="background1" w:themeFillShade="D9"/>
-          </w:tcPr>
-          <w:p>
-            <w:pPr>
-              <w:jc w:val="center"/>
-              <w:rPr>
-                <w:rFonts w:ascii="Courier New" w:eastAsia="Times New Roman" w:hAnsi="Courier New" w:cs="Courier New"/>
-                <w:b/>
-                <w:bCs/>
-                <w:color w:val="000000"/>
-                <w:sz w:val="36"/>
-                <w:szCs w:val="36"/>
-              </w:rPr>
-            </w:pPr>
-            <w:r>
-              <w:rPr>
-                <w:rFonts w:ascii="Courier New" w:eastAsia="Times New Roman" w:hAnsi="Courier New" w:cs="Courier New"/>
-                <w:b/>
-                <w:bCs/>
-                <w:color w:val="000000"/>
-                <w:sz w:val="36"/>
-                <w:szCs w:val="36"/>
-              </w:rPr>
-              <w:t>d^</w:t>
-            </w:r>
-          </w:p>
-        </w:tc>
-        <w:tc>
-          <w:tcPr>
-            <w:tcW w:w="765" w:type="dxa"/>
-            <w:shd w:val="clear" w:color="auto" w:fill="D9D9D9" w:themeFill="background1" w:themeFillShade="D9"/>
-          </w:tcPr>
-          <w:p>
-            <w:pPr>
-              <w:jc w:val="center"/>
-              <w:rPr>
-                <w:rFonts w:ascii="Courier New" w:eastAsia="Times New Roman" w:hAnsi="Courier New" w:cs="Courier New"/>
-                <w:b/>
-                <w:bCs/>
-                <w:color w:val="000000"/>
-                <w:sz w:val="36"/>
-                <w:szCs w:val="36"/>
-              </w:rPr>
-            </w:pPr>
-            <w:r>
-              <w:rPr>
-                <w:rFonts w:ascii="Courier New" w:eastAsia="Times New Roman" w:hAnsi="Courier New" w:cs="Courier New"/>
-                <w:b/>
-                <w:bCs/>
-                <w:color w:val="000000"/>
-                <w:sz w:val="36"/>
-                <w:szCs w:val="36"/>
-              </w:rPr>
-              <w:t>n^</w:t>
-            </w:r>
-          </w:p>
-        </w:tc>
-        <w:tc>
-          <w:tcPr>
-            <w:tcW w:w="814" w:type="dxa"/>
-            <w:shd w:val="clear" w:color="auto" w:fill="D9D9D9" w:themeFill="background1" w:themeFillShade="D9"/>
-          </w:tcPr>
-          <w:p>
-            <w:pPr>
-              <w:jc w:val="center"/>
-              <w:rPr>
-                <w:rFonts w:ascii="Courier New" w:eastAsia="Times New Roman" w:hAnsi="Courier New" w:cs="Courier New"/>
-                <w:b/>
-                <w:bCs/>
-                <w:color w:val="000000"/>
-                <w:sz w:val="36"/>
-                <w:szCs w:val="36"/>
-              </w:rPr>
-            </w:pPr>
-            <w:r>
-              <w:rPr>
-                <w:rFonts w:ascii="Courier New" w:eastAsia="Times New Roman" w:hAnsi="Courier New" w:cs="Courier New"/>
-                <w:b/>
-                <w:bCs/>
-                <w:color w:val="000000"/>
-                <w:sz w:val="36"/>
-                <w:szCs w:val="36"/>
-              </w:rPr>
-              <w:t>x^</w:t>
-            </w:r>
-          </w:p>
-        </w:tc>
-        <w:tc>
-          <w:tcPr>
-            <w:tcW w:w="816" w:type="dxa"/>
-            <w:shd w:val="clear" w:color="auto" w:fill="D9D9D9" w:themeFill="background1" w:themeFillShade="D9"/>
-          </w:tcPr>
-          <w:p>
-            <w:pPr>
-              <w:jc w:val="center"/>
-              <w:rPr>
-                <w:rFonts w:ascii="Courier New" w:eastAsia="Times New Roman" w:hAnsi="Courier New" w:cs="Courier New"/>
-                <w:b/>
-                <w:bCs/>
-                <w:color w:val="000000"/>
-                <w:sz w:val="36"/>
-                <w:szCs w:val="36"/>
-              </w:rPr>
-            </w:pPr>
-            <w:r>
-              <w:rPr>
-                <w:rFonts w:ascii="Courier New" w:eastAsia="Times New Roman" w:hAnsi="Courier New" w:cs="Courier New"/>
-                <w:b/>
-                <w:bCs/>
-                <w:color w:val="000000"/>
-                <w:sz w:val="36"/>
-                <w:szCs w:val="36"/>
-              </w:rPr>
-              <w:t>p^</w:t>
-            </w:r>
-          </w:p>
-        </w:tc>
-      </w:tr>
-    </w:tbl>
-    <w:p/>
-    <w:p>
-      <w:pPr>
-        <w:shd w:val="clear" w:color="auto" w:fill="FFFFFF"/>
-        <w:spacing w:after="0" w:line="240" w:lineRule="auto"/>
         <w:rPr>
           <w:rFonts w:eastAsia="Times New Roman" w:cs="Helvetica"/>
           <w:b/>
